--- a/public/templates/command-center/Aurixa_Refinance_Assessment.docx
+++ b/public/templates/command-center/Aurixa_Refinance_Assessment.docx
@@ -407,7 +407,7 @@
         <w:keepLines/>
         <w:pageBreakBefore w:val="0"/>
         <w:widowControl w:val="1"/>
-        <w:spacing w:before="0" w:after="0" w:line="160" w:lineRule="exact"/>
+        <w:spacing w:before="0" w:after="0" w:line="3912" w:lineRule="exact"/>
       </w:pPr>
       <w:r>
         <w:rPr>
@@ -462,7 +462,7 @@
           </w:tcPr>
           <w:p>
             <w:pPr>
-              <w:keepNext w:val="0"/>
+              <w:keepNext/>
               <w:keepLines/>
               <w:pageBreakBefore w:val="0"/>
               <w:widowControl w:val="1"/>
@@ -503,7 +503,7 @@
           </w:tcPr>
           <w:p>
             <w:pPr>
-              <w:keepNext w:val="0"/>
+              <w:keepNext/>
               <w:keepLines/>
               <w:pageBreakBefore w:val="0"/>
               <w:widowControl w:val="1"/>
@@ -542,7 +542,7 @@
           </w:tcPr>
           <w:p>
             <w:pPr>
-              <w:keepNext w:val="0"/>
+              <w:keepNext/>
               <w:keepLines/>
               <w:pageBreakBefore w:val="0"/>
               <w:widowControl w:val="1"/>
@@ -583,7 +583,7 @@
           </w:tcPr>
           <w:p>
             <w:pPr>
-              <w:keepNext w:val="0"/>
+              <w:keepNext/>
               <w:keepLines/>
               <w:pageBreakBefore w:val="0"/>
               <w:widowControl w:val="1"/>
@@ -628,7 +628,7 @@
           </w:tcPr>
           <w:p>
             <w:pPr>
-              <w:keepNext w:val="0"/>
+              <w:keepNext/>
               <w:keepLines/>
               <w:pageBreakBefore w:val="0"/>
               <w:widowControl w:val="1"/>
@@ -669,7 +669,7 @@
           </w:tcPr>
           <w:p>
             <w:pPr>
-              <w:keepNext w:val="0"/>
+              <w:keepNext/>
               <w:keepLines/>
               <w:pageBreakBefore w:val="0"/>
               <w:widowControl w:val="1"/>
@@ -708,7 +708,7 @@
           </w:tcPr>
           <w:p>
             <w:pPr>
-              <w:keepNext w:val="0"/>
+              <w:keepNext/>
               <w:keepLines/>
               <w:pageBreakBefore w:val="0"/>
               <w:widowControl w:val="1"/>
@@ -749,7 +749,7 @@
           </w:tcPr>
           <w:p>
             <w:pPr>
-              <w:keepNext w:val="0"/>
+              <w:keepNext/>
               <w:keepLines/>
               <w:pageBreakBefore w:val="0"/>
               <w:widowControl w:val="1"/>
@@ -938,21 +938,9 @@
     </w:tbl>
     <w:p>
       <w:pPr>
-        <w:keepNext w:val="0"/>
-        <w:keepLines/>
-        <w:pageBreakBefore w:val="0"/>
-        <w:widowControl w:val="1"/>
-        <w:spacing w:before="0" w:after="0"/>
-      </w:pPr>
-      <w:r>
-        <w:br w:type="page"/>
-      </w:r>
-    </w:p>
-    <w:p>
-      <w:pPr>
         <w:keepNext/>
         <w:keepLines/>
-        <w:pageBreakBefore w:val="0"/>
+        <w:pageBreakBefore w:val="1"/>
         <w:widowControl w:val="1"/>
         <w:pBdr>
           <w:bottom w:val="single" w:sz="10" w:space="4" w:color="1D6FE0"/>
@@ -2659,18 +2647,6 @@
         </w:tc>
       </w:tr>
     </w:tbl>
-    <w:p>
-      <w:pPr>
-        <w:keepNext w:val="0"/>
-        <w:keepLines/>
-        <w:pageBreakBefore w:val="0"/>
-        <w:widowControl w:val="1"/>
-        <w:spacing w:before="0" w:after="0"/>
-      </w:pPr>
-      <w:r>
-        <w:br w:type="page"/>
-      </w:r>
-    </w:p>
     <w:p>
       <w:pPr>
         <w:keepNext/>
@@ -3955,7 +3931,7 @@
           </w:tcPr>
           <w:p>
             <w:pPr>
-              <w:keepNext w:val="0"/>
+              <w:keepNext/>
               <w:keepLines/>
               <w:pageBreakBefore w:val="0"/>
               <w:widowControl w:val="1"/>
@@ -3994,7 +3970,7 @@
           </w:tcPr>
           <w:p>
             <w:pPr>
-              <w:keepNext w:val="0"/>
+              <w:keepNext/>
               <w:keepLines/>
               <w:pageBreakBefore w:val="0"/>
               <w:widowControl w:val="1"/>
@@ -4033,7 +4009,7 @@
           </w:tcPr>
           <w:p>
             <w:pPr>
-              <w:keepNext w:val="0"/>
+              <w:keepNext/>
               <w:keepLines/>
               <w:pageBreakBefore w:val="0"/>
               <w:widowControl w:val="1"/>
@@ -4072,7 +4048,7 @@
           </w:tcPr>
           <w:p>
             <w:pPr>
-              <w:keepNext w:val="0"/>
+              <w:keepNext/>
               <w:keepLines/>
               <w:pageBreakBefore w:val="0"/>
               <w:widowControl w:val="1"/>
@@ -5686,7 +5662,7 @@
           </w:tcPr>
           <w:p>
             <w:pPr>
-              <w:keepNext w:val="0"/>
+              <w:keepNext/>
               <w:keepLines/>
               <w:pageBreakBefore w:val="0"/>
               <w:widowControl w:val="1"/>
@@ -5800,7 +5776,11 @@
               </w:tc>
             </w:tr>
           </w:tbl>
-          <w:p/>
+          <w:p>
+            <w:pPr>
+              <w:keepNext/>
+            </w:pPr>
+          </w:p>
         </w:tc>
         <w:tc>
           <w:tcPr>
@@ -5821,7 +5801,7 @@
           </w:tcPr>
           <w:p>
             <w:pPr>
-              <w:keepNext w:val="0"/>
+              <w:keepNext/>
               <w:keepLines/>
               <w:pageBreakBefore w:val="0"/>
               <w:widowControl w:val="1"/>
@@ -5866,7 +5846,7 @@
           </w:tcPr>
           <w:p>
             <w:pPr>
-              <w:keepNext w:val="0"/>
+              <w:keepNext/>
               <w:keepLines/>
               <w:pageBreakBefore w:val="0"/>
               <w:widowControl w:val="1"/>
@@ -5980,7 +5960,11 @@
               </w:tc>
             </w:tr>
           </w:tbl>
-          <w:p/>
+          <w:p>
+            <w:pPr>
+              <w:keepNext/>
+            </w:pPr>
+          </w:p>
         </w:tc>
         <w:tc>
           <w:tcPr>
@@ -6001,7 +5985,7 @@
           </w:tcPr>
           <w:p>
             <w:pPr>
-              <w:keepNext w:val="0"/>
+              <w:keepNext/>
               <w:keepLines/>
               <w:pageBreakBefore w:val="0"/>
               <w:widowControl w:val="1"/>
@@ -6046,7 +6030,7 @@
           </w:tcPr>
           <w:p>
             <w:pPr>
-              <w:keepNext w:val="0"/>
+              <w:keepNext/>
               <w:keepLines/>
               <w:pageBreakBefore w:val="0"/>
               <w:widowControl w:val="1"/>
@@ -6160,7 +6144,11 @@
               </w:tc>
             </w:tr>
           </w:tbl>
-          <w:p/>
+          <w:p>
+            <w:pPr>
+              <w:keepNext/>
+            </w:pPr>
+          </w:p>
         </w:tc>
         <w:tc>
           <w:tcPr>
@@ -6181,7 +6169,7 @@
           </w:tcPr>
           <w:p>
             <w:pPr>
-              <w:keepNext w:val="0"/>
+              <w:keepNext/>
               <w:keepLines/>
               <w:pageBreakBefore w:val="0"/>
               <w:widowControl w:val="1"/>
@@ -6226,7 +6214,7 @@
           </w:tcPr>
           <w:p>
             <w:pPr>
-              <w:keepNext w:val="0"/>
+              <w:keepNext/>
               <w:keepLines/>
               <w:pageBreakBefore w:val="0"/>
               <w:widowControl w:val="1"/>
@@ -6340,7 +6328,11 @@
               </w:tc>
             </w:tr>
           </w:tbl>
-          <w:p/>
+          <w:p>
+            <w:pPr>
+              <w:keepNext/>
+            </w:pPr>
+          </w:p>
         </w:tc>
         <w:tc>
           <w:tcPr>
@@ -6361,7 +6353,7 @@
           </w:tcPr>
           <w:p>
             <w:pPr>
-              <w:keepNext w:val="0"/>
+              <w:keepNext/>
               <w:keepLines/>
               <w:pageBreakBefore w:val="0"/>
               <w:widowControl w:val="1"/>
@@ -6406,7 +6398,7 @@
           </w:tcPr>
           <w:p>
             <w:pPr>
-              <w:keepNext w:val="0"/>
+              <w:keepNext/>
               <w:keepLines/>
               <w:pageBreakBefore w:val="0"/>
               <w:widowControl w:val="1"/>
@@ -6520,7 +6512,11 @@
               </w:tc>
             </w:tr>
           </w:tbl>
-          <w:p/>
+          <w:p>
+            <w:pPr>
+              <w:keepNext/>
+            </w:pPr>
+          </w:p>
         </w:tc>
         <w:tc>
           <w:tcPr>
@@ -6541,7 +6537,7 @@
           </w:tcPr>
           <w:p>
             <w:pPr>
-              <w:keepNext w:val="0"/>
+              <w:keepNext/>
               <w:keepLines/>
               <w:pageBreakBefore w:val="0"/>
               <w:widowControl w:val="1"/>
@@ -6581,18 +6577,6 @@
           <w:u w:val="none"/>
         </w:rPr>
         <w:t>Break-even is the month in which cumulative saving first exceeds the $2,340 switching cost. Savings after that point are net.</w:t>
-      </w:r>
-    </w:p>
-    <w:p>
-      <w:pPr>
-        <w:keepNext w:val="0"/>
-        <w:keepLines/>
-        <w:pageBreakBefore w:val="0"/>
-        <w:widowControl w:val="1"/>
-        <w:spacing w:before="0" w:after="0"/>
-      </w:pPr>
-      <w:r>
-        <w:br w:type="page"/>
       </w:r>
     </w:p>
     <w:p>
@@ -7723,21 +7707,9 @@
     </w:tbl>
     <w:p>
       <w:pPr>
-        <w:keepNext w:val="0"/>
-        <w:keepLines/>
-        <w:pageBreakBefore w:val="0"/>
-        <w:widowControl w:val="1"/>
-        <w:spacing w:before="0" w:after="0"/>
-      </w:pPr>
-      <w:r>
-        <w:br w:type="page"/>
-      </w:r>
-    </w:p>
-    <w:p>
-      <w:pPr>
         <w:keepNext/>
         <w:keepLines/>
-        <w:pageBreakBefore w:val="0"/>
+        <w:pageBreakBefore w:val="1"/>
         <w:widowControl w:val="1"/>
         <w:pBdr>
           <w:bottom w:val="single" w:sz="10" w:space="4" w:color="1D6FE0"/>
